--- a/examples/15-template-strutturato/expected.docx
+++ b/examples/15-template-strutturato/expected.docx
@@ -292,7 +292,7 @@
                         <pic:cNvPicPr/>
                       </pic:nvPicPr>
                       <pic:blipFill>
-                        <a:blip xmlns:p10="http://schemas.openxmlformats.org/officeDocument/2006/relationships" p10:embed="R423d9d5338034832"/>
+                        <a:blip xmlns:p10="http://schemas.openxmlformats.org/officeDocument/2006/relationships" p10:embed="R1dc10b54685f470f"/>
                         <a:stretch>
                           <a:fillRect/>
                         </a:stretch>
